--- a/ai助理测试问题.docx
+++ b/ai助理测试问题.docx
@@ -6,6 +6,206 @@
       <w:pPr>
         <w:rPr>
           <w:rFonts w:hint="eastAsia"/>
+        </w:rPr>
+      </w:pPr>
+      <w:r>
+        <w:rPr>
+          <w:rFonts w:hint="eastAsia"/>
+        </w:rPr>
+        <w:t>建议的下一步测试：</w:t>
+      </w:r>
+    </w:p>
+    <w:p>
+      <w:pPr>
+        <w:rPr>
+          <w:rFonts w:hint="eastAsia"/>
+        </w:rPr>
+      </w:pPr>
+    </w:p>
+    <w:p>
+      <w:pPr>
+        <w:rPr>
+          <w:rFonts w:hint="eastAsia"/>
+        </w:rPr>
+      </w:pPr>
+      <w:r>
+        <w:rPr>
+          <w:rFonts w:hint="eastAsia"/>
+        </w:rPr>
+        <w:t xml:space="preserve">  1. 本地模式测试</w:t>
+      </w:r>
+    </w:p>
+    <w:p>
+      <w:pPr>
+        <w:rPr>
+          <w:rFonts w:hint="eastAsia"/>
+        </w:rPr>
+      </w:pPr>
+      <w:r>
+        <w:rPr>
+          <w:rFonts w:hint="eastAsia"/>
+        </w:rPr>
+        <w:t xml:space="preserve">    - 切换到本地模式</w:t>
+      </w:r>
+    </w:p>
+    <w:p>
+      <w:pPr>
+        <w:rPr>
+          <w:rFonts w:hint="eastAsia"/>
+        </w:rPr>
+      </w:pPr>
+      <w:r>
+        <w:rPr>
+          <w:rFonts w:hint="eastAsia"/>
+        </w:rPr>
+        <w:t xml:space="preserve">    - 在"临时"类别添加几条测试记录</w:t>
+      </w:r>
+    </w:p>
+    <w:p>
+      <w:pPr>
+        <w:rPr>
+          <w:rFonts w:hint="eastAsia"/>
+        </w:rPr>
+      </w:pPr>
+      <w:r>
+        <w:rPr>
+          <w:rFonts w:hint="eastAsia"/>
+        </w:rPr>
+        <w:t xml:space="preserve">    - 输入"临时"查询，验证本地数据显示</w:t>
+      </w:r>
+    </w:p>
+    <w:p>
+      <w:pPr>
+        <w:rPr>
+          <w:rFonts w:hint="eastAsia"/>
+        </w:rPr>
+      </w:pPr>
+      <w:r>
+        <w:rPr>
+          <w:rFonts w:hint="eastAsia"/>
+        </w:rPr>
+        <w:t xml:space="preserve">    - 完成其中一条记录，验证成功</w:t>
+      </w:r>
+    </w:p>
+    <w:p>
+      <w:pPr>
+        <w:rPr>
+          <w:rFonts w:hint="eastAsia"/>
+        </w:rPr>
+      </w:pPr>
+      <w:r>
+        <w:rPr>
+          <w:rFonts w:hint="eastAsia"/>
+        </w:rPr>
+        <w:t xml:space="preserve">  2. 混合模式测试</w:t>
+      </w:r>
+    </w:p>
+    <w:p>
+      <w:pPr>
+        <w:rPr>
+          <w:rFonts w:hint="eastAsia"/>
+        </w:rPr>
+      </w:pPr>
+      <w:r>
+        <w:rPr>
+          <w:rFonts w:hint="eastAsia"/>
+        </w:rPr>
+        <w:t xml:space="preserve">    - 在云端模式下添加记录</w:t>
+      </w:r>
+    </w:p>
+    <w:p>
+      <w:pPr>
+        <w:rPr>
+          <w:rFonts w:hint="eastAsia"/>
+        </w:rPr>
+      </w:pPr>
+      <w:r>
+        <w:rPr>
+          <w:rFonts w:hint="eastAsia"/>
+        </w:rPr>
+        <w:t xml:space="preserve">    - 切换到本地模式</w:t>
+      </w:r>
+    </w:p>
+    <w:p>
+      <w:pPr>
+        <w:rPr>
+          <w:rFonts w:hint="eastAsia"/>
+        </w:rPr>
+      </w:pPr>
+      <w:r>
+        <w:rPr>
+          <w:rFonts w:hint="eastAsia"/>
+        </w:rPr>
+        <w:t xml:space="preserve">    - 查询"临时"类别，应该看到本地+云端的合并数据</w:t>
+      </w:r>
+    </w:p>
+    <w:p>
+      <w:pPr>
+        <w:rPr>
+          <w:rFonts w:hint="eastAsia"/>
+        </w:rPr>
+      </w:pPr>
+      <w:r>
+        <w:rPr>
+          <w:rFonts w:hint="eastAsia"/>
+        </w:rPr>
+        <w:t xml:space="preserve">    - 完成云端记录，验证成功</w:t>
+      </w:r>
+    </w:p>
+    <w:p>
+      <w:pPr>
+        <w:rPr>
+          <w:rFonts w:hint="eastAsia"/>
+        </w:rPr>
+      </w:pPr>
+      <w:r>
+        <w:rPr>
+          <w:rFonts w:hint="eastAsia"/>
+        </w:rPr>
+        <w:t xml:space="preserve">  3. 错误恢复测试</w:t>
+      </w:r>
+    </w:p>
+    <w:p>
+      <w:pPr>
+        <w:rPr>
+          <w:rFonts w:hint="eastAsia"/>
+        </w:rPr>
+      </w:pPr>
+      <w:r>
+        <w:rPr>
+          <w:rFonts w:hint="eastAsia"/>
+        </w:rPr>
+        <w:t xml:space="preserve">    - 断开网络连接</w:t>
+      </w:r>
+    </w:p>
+    <w:p>
+      <w:pPr>
+        <w:rPr>
+          <w:rFonts w:hint="eastAsia"/>
+        </w:rPr>
+      </w:pPr>
+      <w:r>
+        <w:rPr>
+          <w:rFonts w:hint="eastAsia"/>
+        </w:rPr>
+        <w:t xml:space="preserve">    - 尝试完成云端记录</w:t>
+      </w:r>
+    </w:p>
+    <w:p>
+      <w:r>
+        <w:rPr>
+          <w:rFonts w:hint="eastAsia"/>
+        </w:rPr>
+        <w:t xml:space="preserve">    - 应该自动回退到本地更新（如果记录也在本地）</w:t>
+      </w:r>
+      <w:bookmarkStart w:id="0" w:name="_GoBack"/>
+      <w:bookmarkEnd w:id="0"/>
+    </w:p>
+    <w:p/>
+    <w:p>
+      <w:pPr>
+        <w:rPr>
+          <w:rFonts w:hint="eastAsia"/>
           <w:b/>
           <w:bCs/>
           <w:lang w:val="en-US" w:eastAsia="zh-CN"/>
@@ -14,8 +214,8 @@
       <w:r>
         <w:drawing>
           <wp:inline distT="0" distB="0" distL="114300" distR="114300">
-            <wp:extent cx="5261610" cy="2158365"/>
-            <wp:effectExtent l="0" t="0" r="21590" b="635"/>
+            <wp:extent cx="5261610" cy="1704975"/>
+            <wp:effectExtent l="0" t="0" r="21590" b="22225"/>
             <wp:docPr id="5" name="图片 1"/>
             <wp:cNvGraphicFramePr>
               <a:graphicFrameLocks xmlns:a="http://schemas.openxmlformats.org/drawingml/2006/main" noChangeAspect="1"/>
@@ -31,6 +231,7 @@
                   </pic:nvPicPr>
                   <pic:blipFill>
                     <a:blip r:embed="rId4"/>
+                    <a:srcRect t="21006"/>
                     <a:stretch>
                       <a:fillRect/>
                     </a:stretch>
@@ -38,7 +239,7 @@
                   <pic:spPr>
                     <a:xfrm>
                       <a:off x="0" y="0"/>
-                      <a:ext cx="5261610" cy="2158365"/>
+                      <a:ext cx="5261610" cy="1704975"/>
                     </a:xfrm>
                     <a:prstGeom prst="rect">
                       <a:avLst/>
@@ -93,8 +294,6 @@
         </w:rPr>
         <w:t>在云端模式：</w:t>
       </w:r>
-      <w:bookmarkStart w:id="0" w:name="_GoBack"/>
-      <w:bookmarkEnd w:id="0"/>
     </w:p>
     <w:p>
       <w:pPr>
@@ -422,7 +621,7 @@
   <w:docDefaults>
     <w:rPrDefault>
       <w:rPr>
-        <w:rFonts w:asciiTheme="minorHAnsi" w:hAnsiTheme="minorHAnsi" w:eastAsiaTheme="minorEastAsia" w:cstheme="minorBidi"/>
+        <w:rFonts w:ascii="Times New Roman" w:hAnsi="Times New Roman" w:eastAsia="宋体" w:cs="Times New Roman"/>
       </w:rPr>
     </w:rPrDefault>
     <w:pPrDefault/>
